--- a/01 Tanakh/02 Nevi_im/02 Latter Prophets/12 Yechezkel/Yechezkel 11.docx
+++ b/01 Tanakh/02 Nevi_im/02 Latter Prophets/12 Yechezkel/Yechezkel 11.docx
@@ -22,7 +22,7 @@
           <w:szCs w:val="24"/>
           <w:rtl w:val="0"/>
         </w:rPr>
-        <w:t xml:space="preserve">(Book Title)</w:t>
+        <w:t xml:space="preserve">Yechezkel</w:t>
       </w:r>
     </w:p>
     <w:p>
@@ -43,7 +43,7 @@
           <w:szCs w:val="40"/>
           <w:rtl w:val="0"/>
         </w:rPr>
-        <w:t xml:space="preserve">1</w:t>
+        <w:t xml:space="preserve">11</w:t>
       </w:r>
     </w:p>
     <w:p>
@@ -84,238 +84,728 @@
     </w:p>
     <w:p>
       <w:pPr>
-        <w:ind w:firstLine="720"/>
+        <w:ind w:left="0" w:firstLine="0"/>
+        <w:rPr>
+          <w:sz w:val="24"/>
+          <w:szCs w:val="24"/>
+        </w:rPr>
+      </w:pPr>
+      <w:r>
+        <w:rPr>
+          <w:rtl w:val="0"/>
+        </w:rPr>
+      </w:r>
+    </w:p>
+    <w:p>
+      <w:pPr>
+        <w:numPr>
+          <w:ilvl w:val="0"/>
+          <w:numId w:val="1"/>
+        </w:numPr>
+        <w:ind w:left="720" w:hanging="360"/>
+        <w:rPr>
+          <w:sz w:val="24"/>
+          <w:szCs w:val="24"/>
+          <w:u w:val="none"/>
+        </w:rPr>
+      </w:pPr>
+      <w:r>
+        <w:rPr>
+          <w:sz w:val="24"/>
+          <w:szCs w:val="24"/>
+          <w:rtl w:val="0"/>
+        </w:rPr>
+        <w:t xml:space="preserve">Then a spirit lifted me up and brought me to the east gate of the house of YIHOVEH, the gate that faces eastward. At the entrance of the gate I saw twenty-five men; among them were Ya’azanyah the son of ‘Azur and P’latyahu the son of B’nayahu, leaders of the people.</w:t>
+      </w:r>
+    </w:p>
+    <w:p>
+      <w:pPr>
+        <w:numPr>
+          <w:ilvl w:val="0"/>
+          <w:numId w:val="1"/>
+        </w:numPr>
+        <w:ind w:left="720" w:hanging="360"/>
+        <w:rPr>
+          <w:sz w:val="24"/>
+          <w:szCs w:val="24"/>
+          <w:u w:val="none"/>
+        </w:rPr>
+      </w:pPr>
+      <w:r>
+        <w:rPr>
+          <w:sz w:val="24"/>
+          <w:szCs w:val="24"/>
+          <w:rtl w:val="0"/>
+        </w:rPr>
+        <w:t xml:space="preserve">He said to me, “Human being, these are the men who make evil plans and give wicked advice in this city.</w:t>
+      </w:r>
+    </w:p>
+    <w:p>
+      <w:pPr>
+        <w:numPr>
+          <w:ilvl w:val="0"/>
+          <w:numId w:val="1"/>
+        </w:numPr>
+        <w:ind w:left="720" w:hanging="360"/>
+        <w:rPr>
+          <w:sz w:val="24"/>
+          <w:szCs w:val="24"/>
+          <w:u w:val="none"/>
+        </w:rPr>
+      </w:pPr>
+      <w:r>
+        <w:rPr>
+          <w:sz w:val="24"/>
+          <w:szCs w:val="24"/>
+          <w:rtl w:val="0"/>
+        </w:rPr>
+        <w:t xml:space="preserve">They say, ‘The time hasn’t come to build houses. This city is the cooking pot, and we’re the meat!’</w:t>
+      </w:r>
+    </w:p>
+    <w:p>
+      <w:pPr>
+        <w:numPr>
+          <w:ilvl w:val="0"/>
+          <w:numId w:val="1"/>
+        </w:numPr>
+        <w:ind w:left="720" w:hanging="360"/>
+        <w:rPr>
+          <w:sz w:val="24"/>
+          <w:szCs w:val="24"/>
+          <w:u w:val="none"/>
+        </w:rPr>
+      </w:pPr>
+      <w:r>
+        <w:rPr>
+          <w:sz w:val="24"/>
+          <w:szCs w:val="24"/>
+          <w:rtl w:val="0"/>
+        </w:rPr>
+        <w:t xml:space="preserve">Therefore prophesy against them, human being, prophesy!”</w:t>
+      </w:r>
+    </w:p>
+    <w:p>
+      <w:pPr>
+        <w:numPr>
+          <w:ilvl w:val="0"/>
+          <w:numId w:val="1"/>
+        </w:numPr>
+        <w:ind w:left="720" w:hanging="360"/>
+        <w:rPr>
+          <w:sz w:val="24"/>
+          <w:szCs w:val="24"/>
+          <w:u w:val="none"/>
+        </w:rPr>
+      </w:pPr>
+      <w:r>
+        <w:rPr>
+          <w:sz w:val="24"/>
+          <w:szCs w:val="24"/>
+          <w:rtl w:val="0"/>
+        </w:rPr>
+        <w:t xml:space="preserve">The Spirit of EHYEH fell on me, and he said to me, “Say, ‘Here is what EHYEH says: “What you are saying is correct, house of Isra’el; because I know how your minds work.</w:t>
+      </w:r>
+    </w:p>
+    <w:p>
+      <w:pPr>
+        <w:numPr>
+          <w:ilvl w:val="0"/>
+          <w:numId w:val="1"/>
+        </w:numPr>
+        <w:ind w:left="720" w:hanging="360"/>
+        <w:rPr>
+          <w:sz w:val="24"/>
+          <w:szCs w:val="24"/>
+          <w:u w:val="none"/>
+        </w:rPr>
+      </w:pPr>
+      <w:r>
+        <w:rPr>
+          <w:sz w:val="24"/>
+          <w:szCs w:val="24"/>
+          <w:rtl w:val="0"/>
+        </w:rPr>
+        <w:t xml:space="preserve">You have killed many in this city, you have filled its streets with the dead.”</w:t>
+      </w:r>
+    </w:p>
+    <w:p>
+      <w:pPr>
+        <w:numPr>
+          <w:ilvl w:val="0"/>
+          <w:numId w:val="1"/>
+        </w:numPr>
+        <w:ind w:left="720" w:hanging="360"/>
+        <w:rPr>
+          <w:sz w:val="24"/>
+          <w:szCs w:val="24"/>
+          <w:u w:val="none"/>
+        </w:rPr>
+      </w:pPr>
+      <w:r>
+        <w:rPr>
+          <w:sz w:val="24"/>
+          <w:szCs w:val="24"/>
+          <w:rtl w:val="0"/>
+        </w:rPr>
+        <w:t xml:space="preserve">Therefore YIHOVEH EHYEH says this: “Those you have killed and strewn all over it, they are the meat; and this city is indeed the cooking pot; but you will be removed from it.</w:t>
+      </w:r>
+    </w:p>
+    <w:p>
+      <w:pPr>
+        <w:numPr>
+          <w:ilvl w:val="0"/>
+          <w:numId w:val="1"/>
+        </w:numPr>
+        <w:ind w:left="720" w:hanging="360"/>
+        <w:rPr>
+          <w:sz w:val="24"/>
+          <w:szCs w:val="24"/>
+          <w:u w:val="none"/>
+        </w:rPr>
+      </w:pPr>
+      <w:r>
+        <w:rPr>
+          <w:sz w:val="24"/>
+          <w:szCs w:val="24"/>
+          <w:rtl w:val="0"/>
+        </w:rPr>
+        <w:t xml:space="preserve">You are afraid of the sword, but I will bring the sword upon you,” says YIHOVEH EHYEH.</w:t>
+      </w:r>
+    </w:p>
+    <w:p>
+      <w:pPr>
+        <w:numPr>
+          <w:ilvl w:val="0"/>
+          <w:numId w:val="1"/>
+        </w:numPr>
+        <w:ind w:left="720" w:hanging="360"/>
+        <w:rPr>
+          <w:sz w:val="24"/>
+          <w:szCs w:val="24"/>
+          <w:u w:val="none"/>
+        </w:rPr>
+      </w:pPr>
+      <w:r>
+        <w:rPr>
+          <w:sz w:val="24"/>
+          <w:szCs w:val="24"/>
+          <w:rtl w:val="0"/>
+        </w:rPr>
+        <w:t xml:space="preserve">“I will bring you out of it, hand you over to foreigners and execute judgments among you.</w:t>
+      </w:r>
+    </w:p>
+    <w:p>
+      <w:pPr>
+        <w:numPr>
+          <w:ilvl w:val="0"/>
+          <w:numId w:val="1"/>
+        </w:numPr>
+        <w:ind w:left="720" w:hanging="360"/>
+        <w:rPr>
+          <w:sz w:val="24"/>
+          <w:szCs w:val="24"/>
+          <w:u w:val="none"/>
+        </w:rPr>
+      </w:pPr>
+      <w:r>
+        <w:rPr>
+          <w:sz w:val="24"/>
+          <w:szCs w:val="24"/>
+          <w:rtl w:val="0"/>
+        </w:rPr>
+        <w:t xml:space="preserve">You will die by the sword; I will judge you at the border of Isra’el; and you will know that I am EHYEH.</w:t>
+      </w:r>
+    </w:p>
+    <w:p>
+      <w:pPr>
+        <w:numPr>
+          <w:ilvl w:val="0"/>
+          <w:numId w:val="1"/>
+        </w:numPr>
+        <w:ind w:left="720" w:hanging="360"/>
+        <w:rPr>
+          <w:sz w:val="24"/>
+          <w:szCs w:val="24"/>
+          <w:u w:val="none"/>
+        </w:rPr>
+      </w:pPr>
+      <w:r>
+        <w:rPr>
+          <w:sz w:val="24"/>
+          <w:szCs w:val="24"/>
+          <w:rtl w:val="0"/>
+        </w:rPr>
+        <w:t xml:space="preserve">This city will not be your cooking pot, but you will be the meat in it — I will judge you at Isra’el’s frontier;</w:t>
+      </w:r>
+    </w:p>
+    <w:p>
+      <w:pPr>
+        <w:numPr>
+          <w:ilvl w:val="0"/>
+          <w:numId w:val="1"/>
+        </w:numPr>
+        <w:ind w:left="720" w:hanging="360"/>
+        <w:rPr>
+          <w:sz w:val="24"/>
+          <w:szCs w:val="24"/>
+          <w:u w:val="none"/>
+        </w:rPr>
+      </w:pPr>
+      <w:r>
+        <w:rPr>
+          <w:sz w:val="24"/>
+          <w:szCs w:val="24"/>
+          <w:rtl w:val="0"/>
+        </w:rPr>
+        <w:t xml:space="preserve">and you will know that I am EHYEH. For you have not lived by my laws or obeyed my rulings but have acted according to the rules of the nations surrounding you.”’”</w:t>
+      </w:r>
+    </w:p>
+    <w:p>
+      <w:pPr>
+        <w:numPr>
+          <w:ilvl w:val="0"/>
+          <w:numId w:val="1"/>
+        </w:numPr>
+        <w:ind w:left="720" w:hanging="360"/>
+        <w:rPr>
+          <w:sz w:val="24"/>
+          <w:szCs w:val="24"/>
+          <w:u w:val="none"/>
+        </w:rPr>
+      </w:pPr>
+      <w:r>
+        <w:rPr>
+          <w:sz w:val="24"/>
+          <w:szCs w:val="24"/>
+          <w:rtl w:val="0"/>
+        </w:rPr>
+        <w:t xml:space="preserve">As I was prophesying, P’latyahu the son of B’nayah died. I fell down on my face and cried out, “Oh, YIHOVEH EHYEH! Are you going to destroy completely those of Isra’el who are left?”</w:t>
+      </w:r>
+    </w:p>
+    <w:p>
+      <w:pPr>
+        <w:rPr>
+          <w:sz w:val="24"/>
+          <w:szCs w:val="24"/>
+        </w:rPr>
+      </w:pPr>
+      <w:r>
+        <w:rPr>
+          <w:rtl w:val="0"/>
+        </w:rPr>
+      </w:r>
+    </w:p>
+    <w:p>
+      <w:pPr>
+        <w:rPr>
+          <w:sz w:val="24"/>
+          <w:szCs w:val="24"/>
+        </w:rPr>
+      </w:pPr>
+      <w:r>
+        <w:rPr>
+          <w:rtl w:val="0"/>
+        </w:rPr>
+      </w:r>
+    </w:p>
+    <w:p>
+      <w:pPr>
+        <w:rPr>
+          <w:sz w:val="24"/>
+          <w:szCs w:val="24"/>
+        </w:rPr>
+      </w:pPr>
+      <w:r>
+        <w:rPr>
+          <w:rtl w:val="0"/>
+        </w:rPr>
+      </w:r>
+    </w:p>
+    <w:p>
+      <w:pPr>
+        <w:rPr>
+          <w:sz w:val="24"/>
+          <w:szCs w:val="24"/>
+        </w:rPr>
+      </w:pPr>
+      <w:r>
+        <w:rPr>
+          <w:rtl w:val="0"/>
+        </w:rPr>
+      </w:r>
+    </w:p>
+    <w:p>
+      <w:pPr>
+        <w:rPr>
+          <w:sz w:val="24"/>
+          <w:szCs w:val="24"/>
+        </w:rPr>
+      </w:pPr>
+      <w:r>
+        <w:rPr>
+          <w:rtl w:val="0"/>
+        </w:rPr>
+      </w:r>
+    </w:p>
+    <w:p>
+      <w:pPr>
+        <w:jc w:val="center"/>
         <w:rPr>
           <w:b w:val="1"/>
           <w:bCs w:val="1"/>
-          <w:sz w:val="24"/>
-          <w:szCs w:val="24"/>
-        </w:rPr>
-      </w:pPr>
-      <w:r>
-        <w:rPr>
-          <w:rtl w:val="0"/>
-        </w:rPr>
-      </w:r>
-    </w:p>
-    <w:p>
-      <w:pPr>
-        <w:numPr>
-          <w:ilvl w:val="0"/>
-          <w:numId w:val="1"/>
-        </w:numPr>
-        <w:ind w:left="720" w:hanging="360"/>
-        <w:rPr>
-          <w:sz w:val="24"/>
-          <w:szCs w:val="24"/>
-          <w:u w:val="none"/>
-        </w:rPr>
-      </w:pPr>
-      <w:r>
-        <w:rPr>
-          <w:sz w:val="24"/>
-          <w:szCs w:val="24"/>
-          <w:rtl w:val="0"/>
-        </w:rPr>
-        <w:t xml:space="preserve">Text</w:t>
-      </w:r>
-    </w:p>
-    <w:p>
-      <w:pPr>
-        <w:rPr>
-          <w:sz w:val="24"/>
-          <w:szCs w:val="24"/>
-        </w:rPr>
-      </w:pPr>
-      <w:r>
-        <w:rPr>
-          <w:rtl w:val="0"/>
-        </w:rPr>
-      </w:r>
-    </w:p>
-    <w:p>
-      <w:pPr>
-        <w:rPr>
-          <w:sz w:val="24"/>
-          <w:szCs w:val="24"/>
-        </w:rPr>
-      </w:pPr>
-      <w:r>
-        <w:rPr>
-          <w:rtl w:val="0"/>
-        </w:rPr>
-      </w:r>
-    </w:p>
-    <w:p>
-      <w:pPr>
-        <w:ind w:firstLine="720"/>
+          <w:color w:val="999999"/>
+          <w:sz w:val="24"/>
+          <w:szCs w:val="24"/>
+        </w:rPr>
+      </w:pPr>
+      <w:r>
         <w:rPr>
           <w:b w:val="1"/>
           <w:bCs w:val="1"/>
-          <w:sz w:val="24"/>
-          <w:szCs w:val="24"/>
-        </w:rPr>
-      </w:pPr>
-      <w:r>
-        <w:rPr>
-          <w:b w:val="1"/>
-          <w:bCs w:val="1"/>
-          <w:sz w:val="24"/>
-          <w:szCs w:val="24"/>
-          <w:rtl w:val="0"/>
-        </w:rPr>
-        <w:t xml:space="preserve">(Section Title)</w:t>
-      </w:r>
-    </w:p>
-    <w:p>
-      <w:pPr>
-        <w:ind w:firstLine="720"/>
-        <w:rPr>
-          <w:b w:val="1"/>
-          <w:bCs w:val="1"/>
-          <w:sz w:val="24"/>
-          <w:szCs w:val="24"/>
-        </w:rPr>
-      </w:pPr>
-      <w:r>
-        <w:rPr>
-          <w:rtl w:val="0"/>
-        </w:rPr>
-      </w:r>
-    </w:p>
-    <w:p>
-      <w:pPr>
-        <w:numPr>
-          <w:ilvl w:val="0"/>
-          <w:numId w:val="1"/>
-        </w:numPr>
-        <w:ind w:left="720" w:hanging="360"/>
-        <w:rPr>
-          <w:sz w:val="24"/>
-          <w:szCs w:val="24"/>
-          <w:u w:val="none"/>
-        </w:rPr>
-      </w:pPr>
-      <w:r>
-        <w:rPr>
-          <w:sz w:val="24"/>
-          <w:szCs w:val="24"/>
-          <w:rtl w:val="0"/>
-        </w:rPr>
-        <w:t xml:space="preserve">Text</w:t>
-      </w:r>
-    </w:p>
-    <w:p>
-      <w:pPr>
-        <w:rPr>
-          <w:sz w:val="24"/>
-          <w:szCs w:val="24"/>
-        </w:rPr>
-      </w:pPr>
-      <w:r>
-        <w:rPr>
-          <w:rtl w:val="0"/>
-        </w:rPr>
+          <w:color w:val="999999"/>
+          <w:sz w:val="24"/>
+          <w:szCs w:val="24"/>
+          <w:rtl w:val="0"/>
+        </w:rPr>
+        <w:t xml:space="preserve">Yechezkel</w:t>
       </w:r>
     </w:p>
     <w:p>
       <w:pPr>
         <w:jc w:val="center"/>
+        <w:rPr>
+          <w:sz w:val="24"/>
+          <w:szCs w:val="24"/>
+        </w:rPr>
+      </w:pPr>
+      <w:r>
         <w:rPr>
           <w:b w:val="1"/>
           <w:bCs w:val="1"/>
           <w:sz w:val="40"/>
           <w:szCs w:val="40"/>
-        </w:rPr>
-      </w:pPr>
-      <w:r>
+          <w:rtl w:val="0"/>
+        </w:rPr>
+        <w:t xml:space="preserve">11</w:t>
+      </w:r>
+      <w:r>
+        <w:rPr>
+          <w:rtl w:val="0"/>
+        </w:rPr>
+      </w:r>
+    </w:p>
+    <w:p>
+      <w:pPr>
+        <w:rPr>
+          <w:sz w:val="24"/>
+          <w:szCs w:val="24"/>
+        </w:rPr>
+      </w:pPr>
+      <w:r>
+        <w:rPr>
+          <w:rtl w:val="0"/>
+        </w:rPr>
+      </w:r>
+    </w:p>
+    <w:p>
+      <w:pPr>
+        <w:ind w:firstLine="720"/>
         <w:rPr>
           <w:b w:val="1"/>
           <w:bCs w:val="1"/>
-          <w:color w:val="999999"/>
-          <w:sz w:val="24"/>
-          <w:szCs w:val="24"/>
-          <w:rtl w:val="0"/>
-        </w:rPr>
-        <w:t xml:space="preserve">(Book Title)</w:t>
-      </w:r>
-      <w:r>
-        <w:rPr>
-          <w:rtl w:val="0"/>
-        </w:rPr>
-      </w:r>
-    </w:p>
-    <w:p>
-      <w:pPr>
-        <w:jc w:val="center"/>
+          <w:sz w:val="24"/>
+          <w:szCs w:val="24"/>
+        </w:rPr>
+      </w:pPr>
+      <w:r>
         <w:rPr>
           <w:b w:val="1"/>
           <w:bCs w:val="1"/>
-          <w:sz w:val="40"/>
-          <w:szCs w:val="40"/>
-        </w:rPr>
-      </w:pPr>
-      <w:r>
+          <w:sz w:val="24"/>
+          <w:szCs w:val="24"/>
+          <w:rtl w:val="0"/>
+        </w:rPr>
+        <w:t xml:space="preserve">(Section Title)</w:t>
+      </w:r>
+    </w:p>
+    <w:p>
+      <w:pPr>
+        <w:ind w:firstLine="720"/>
         <w:rPr>
           <w:b w:val="1"/>
           <w:bCs w:val="1"/>
-          <w:sz w:val="40"/>
-          <w:szCs w:val="40"/>
-          <w:rtl w:val="0"/>
-        </w:rPr>
-        <w:t xml:space="preserve">1</w:t>
-      </w:r>
-    </w:p>
-    <w:p>
-      <w:pPr>
-        <w:rPr>
-          <w:b w:val="1"/>
-          <w:bCs w:val="1"/>
-          <w:sz w:val="24"/>
-          <w:szCs w:val="24"/>
-        </w:rPr>
-      </w:pPr>
-      <w:r>
-        <w:rPr>
-          <w:rtl w:val="0"/>
-        </w:rPr>
-      </w:r>
-    </w:p>
-    <w:p>
-      <w:pPr>
-        <w:rPr>
-          <w:b w:val="1"/>
-          <w:bCs w:val="1"/>
-          <w:sz w:val="24"/>
-          <w:szCs w:val="24"/>
-        </w:rPr>
-      </w:pPr>
-      <w:r>
-        <w:rPr>
-          <w:rtl w:val="0"/>
-        </w:rPr>
-      </w:r>
-    </w:p>
-    <w:p>
-      <w:pPr>
-        <w:numPr>
-          <w:ilvl w:val="0"/>
-          <w:numId w:val="1"/>
-        </w:numPr>
-        <w:ind w:left="720" w:hanging="360"/>
-        <w:rPr>
-          <w:sz w:val="24"/>
-          <w:szCs w:val="24"/>
-          <w:u w:val="none"/>
-        </w:rPr>
-      </w:pPr>
-      <w:r>
-        <w:rPr>
-          <w:sz w:val="24"/>
-          <w:szCs w:val="24"/>
-          <w:rtl w:val="0"/>
-        </w:rPr>
-        <w:t xml:space="preserve">Text</w:t>
+          <w:sz w:val="24"/>
+          <w:szCs w:val="24"/>
+        </w:rPr>
+      </w:pPr>
+      <w:r>
+        <w:rPr>
+          <w:rtl w:val="0"/>
+        </w:rPr>
+      </w:r>
+    </w:p>
+    <w:p>
+      <w:pPr>
+        <w:numPr>
+          <w:ilvl w:val="0"/>
+          <w:numId w:val="1"/>
+        </w:numPr>
+        <w:ind w:left="720" w:hanging="360"/>
+        <w:rPr>
+          <w:sz w:val="24"/>
+          <w:szCs w:val="24"/>
+          <w:u w:val="none"/>
+        </w:rPr>
+      </w:pPr>
+      <w:r>
+        <w:rPr>
+          <w:sz w:val="24"/>
+          <w:szCs w:val="24"/>
+          <w:rtl w:val="0"/>
+        </w:rPr>
+        <w:t xml:space="preserve">Then the word of EHYEH came to me:</w:t>
+      </w:r>
+    </w:p>
+    <w:p>
+      <w:pPr>
+        <w:numPr>
+          <w:ilvl w:val="0"/>
+          <w:numId w:val="1"/>
+        </w:numPr>
+        <w:ind w:left="720" w:hanging="360"/>
+        <w:rPr>
+          <w:sz w:val="24"/>
+          <w:szCs w:val="24"/>
+          <w:u w:val="none"/>
+        </w:rPr>
+      </w:pPr>
+      <w:r>
+        <w:rPr>
+          <w:sz w:val="24"/>
+          <w:szCs w:val="24"/>
+          <w:rtl w:val="0"/>
+        </w:rPr>
+        <w:t xml:space="preserve">“Human being, it is to your kinsmen — your brothers, your relatives and the whole house of Isra’el — that the people living in Yerushalayim have said, ‘Get away from EHYEH! This land has been given to us to possess!’</w:t>
+      </w:r>
+    </w:p>
+    <w:p>
+      <w:pPr>
+        <w:numPr>
+          <w:ilvl w:val="0"/>
+          <w:numId w:val="1"/>
+        </w:numPr>
+        <w:ind w:left="720" w:hanging="360"/>
+        <w:rPr>
+          <w:sz w:val="24"/>
+          <w:szCs w:val="24"/>
+          <w:u w:val="none"/>
+        </w:rPr>
+      </w:pPr>
+      <w:r>
+        <w:rPr>
+          <w:sz w:val="24"/>
+          <w:szCs w:val="24"/>
+          <w:rtl w:val="0"/>
+        </w:rPr>
+        <w:t xml:space="preserve">Therefore, say that YIHOVEH EHYEH says this: ‘True, I removed them far away among the nations and scattered them among the countries; nevertheless, I have been a little sanctuary for them in the countries to which they have gone.’</w:t>
+      </w:r>
+    </w:p>
+    <w:p>
+      <w:pPr>
+        <w:numPr>
+          <w:ilvl w:val="0"/>
+          <w:numId w:val="1"/>
+        </w:numPr>
+        <w:ind w:left="720" w:hanging="360"/>
+        <w:rPr>
+          <w:sz w:val="24"/>
+          <w:szCs w:val="24"/>
+          <w:u w:val="none"/>
+        </w:rPr>
+      </w:pPr>
+      <w:r>
+        <w:rPr>
+          <w:sz w:val="24"/>
+          <w:szCs w:val="24"/>
+          <w:rtl w:val="0"/>
+        </w:rPr>
+        <w:t xml:space="preserve">Therefore, say that YIHOVEH EHYEH says this: ‘“I will gather you from the peoples and collect you from the countries where you have been scattered, and I will give the land of Isra’el to you.”</w:t>
+      </w:r>
+    </w:p>
+    <w:p>
+      <w:pPr>
+        <w:numPr>
+          <w:ilvl w:val="0"/>
+          <w:numId w:val="1"/>
+        </w:numPr>
+        <w:ind w:left="720" w:hanging="360"/>
+        <w:rPr>
+          <w:sz w:val="24"/>
+          <w:szCs w:val="24"/>
+          <w:u w:val="none"/>
+        </w:rPr>
+      </w:pPr>
+      <w:r>
+        <w:rPr>
+          <w:sz w:val="24"/>
+          <w:szCs w:val="24"/>
+          <w:rtl w:val="0"/>
+        </w:rPr>
+        <w:t xml:space="preserve">Then they will go there and remove all its loathsome things and disgusting practices,</w:t>
+      </w:r>
+    </w:p>
+    <w:p>
+      <w:pPr>
+        <w:numPr>
+          <w:ilvl w:val="0"/>
+          <w:numId w:val="1"/>
+        </w:numPr>
+        <w:ind w:left="720" w:hanging="360"/>
+        <w:rPr>
+          <w:sz w:val="24"/>
+          <w:szCs w:val="24"/>
+          <w:u w:val="none"/>
+        </w:rPr>
+      </w:pPr>
+      <w:r>
+        <w:rPr>
+          <w:sz w:val="24"/>
+          <w:szCs w:val="24"/>
+          <w:rtl w:val="0"/>
+        </w:rPr>
+        <w:t xml:space="preserve">and I will give them unity of heart. “I will put a new spirit among you.” I will remove from their bodies the hearts of stone and give them hearts of flesh;</w:t>
+      </w:r>
+    </w:p>
+    <w:p>
+      <w:pPr>
+        <w:numPr>
+          <w:ilvl w:val="0"/>
+          <w:numId w:val="1"/>
+        </w:numPr>
+        <w:ind w:left="720" w:hanging="360"/>
+        <w:rPr>
+          <w:sz w:val="24"/>
+          <w:szCs w:val="24"/>
+          <w:u w:val="none"/>
+        </w:rPr>
+      </w:pPr>
+      <w:r>
+        <w:rPr>
+          <w:sz w:val="24"/>
+          <w:szCs w:val="24"/>
+          <w:rtl w:val="0"/>
+        </w:rPr>
+        <w:t xml:space="preserve">so that they will live by my regulations, obey my rulings and act by them. Then they will be my people, and I will be Eloheihem.</w:t>
+      </w:r>
+    </w:p>
+    <w:p>
+      <w:pPr>
+        <w:numPr>
+          <w:ilvl w:val="0"/>
+          <w:numId w:val="1"/>
+        </w:numPr>
+        <w:ind w:left="720" w:hanging="360"/>
+        <w:rPr>
+          <w:sz w:val="24"/>
+          <w:szCs w:val="24"/>
+          <w:u w:val="none"/>
+        </w:rPr>
+      </w:pPr>
+      <w:r>
+        <w:rPr>
+          <w:sz w:val="24"/>
+          <w:szCs w:val="24"/>
+          <w:rtl w:val="0"/>
+        </w:rPr>
+        <w:t xml:space="preserve">But as for those whose hearts go after the heart of their loathsome things and disgusting practices, I will bring [the consequences of] their ways on their own heads,’ says YIHOVEH EHYEH.”</w:t>
+      </w:r>
+    </w:p>
+    <w:p>
+      <w:pPr>
+        <w:numPr>
+          <w:ilvl w:val="0"/>
+          <w:numId w:val="1"/>
+        </w:numPr>
+        <w:ind w:left="720" w:hanging="360"/>
+        <w:rPr>
+          <w:sz w:val="24"/>
+          <w:szCs w:val="24"/>
+          <w:u w:val="none"/>
+        </w:rPr>
+      </w:pPr>
+      <w:r>
+        <w:rPr>
+          <w:sz w:val="24"/>
+          <w:szCs w:val="24"/>
+          <w:rtl w:val="0"/>
+        </w:rPr>
+        <w:t xml:space="preserve">The k’ruvim lifted their wings, and the wheels were next to them, with the glory of Elohei of Isra’el over them, above.</w:t>
+      </w:r>
+    </w:p>
+    <w:p>
+      <w:pPr>
+        <w:numPr>
+          <w:ilvl w:val="0"/>
+          <w:numId w:val="1"/>
+        </w:numPr>
+        <w:ind w:left="720" w:hanging="360"/>
+        <w:rPr>
+          <w:sz w:val="24"/>
+          <w:szCs w:val="24"/>
+          <w:u w:val="none"/>
+        </w:rPr>
+      </w:pPr>
+      <w:r>
+        <w:rPr>
+          <w:sz w:val="24"/>
+          <w:szCs w:val="24"/>
+          <w:rtl w:val="0"/>
+        </w:rPr>
+        <w:t xml:space="preserve">Next, the glory of EHYEH rose from within the city and stood over the mountain which is on the east side of the city.</w:t>
+      </w:r>
+    </w:p>
+    <w:p>
+      <w:pPr>
+        <w:numPr>
+          <w:ilvl w:val="0"/>
+          <w:numId w:val="1"/>
+        </w:numPr>
+        <w:ind w:left="720" w:hanging="360"/>
+        <w:rPr>
+          <w:sz w:val="24"/>
+          <w:szCs w:val="24"/>
+          <w:u w:val="none"/>
+        </w:rPr>
+      </w:pPr>
+      <w:r>
+        <w:rPr>
+          <w:sz w:val="24"/>
+          <w:szCs w:val="24"/>
+          <w:rtl w:val="0"/>
+        </w:rPr>
+        <w:t xml:space="preserve">Then a spirit lifted me up and brought me, in the vision, by the Spirit of EHYEH, to the exiles in the land of the Kasdim; after which the vision I had seen left me.</w:t>
+      </w:r>
+    </w:p>
+    <w:p>
+      <w:pPr>
+        <w:numPr>
+          <w:ilvl w:val="0"/>
+          <w:numId w:val="1"/>
+        </w:numPr>
+        <w:ind w:left="720" w:hanging="360"/>
+        <w:rPr>
+          <w:sz w:val="24"/>
+          <w:szCs w:val="24"/>
+          <w:u w:val="none"/>
+        </w:rPr>
+      </w:pPr>
+      <w:r>
+        <w:rPr>
+          <w:sz w:val="24"/>
+          <w:szCs w:val="24"/>
+          <w:rtl w:val="0"/>
+        </w:rPr>
+        <w:t xml:space="preserve">So I told the exiles everything EHYEH had shown me.</w:t>
       </w:r>
     </w:p>
     <w:sectPr>
